--- a/ReactJS-Part6.docx
+++ b/ReactJS-Part6.docx
@@ -112,7 +112,18 @@
         <w:jc w:val="both"/>
       </w:pPr>
       <w:r>
-        <w:t>Redux is a central store for your application state.Instead of keeping state scattered across many components in React, Redux keeps everything in one place called the store.</w:t>
+        <w:t>Redux is a central store for your application state.</w:t>
+      </w:r>
+      <w:r>
+        <w:t xml:space="preserve"> </w:t>
+      </w:r>
+      <w:proofErr w:type="gramStart"/>
+      <w:r>
+        <w:t>Instead</w:t>
+      </w:r>
+      <w:proofErr w:type="gramEnd"/>
+      <w:r>
+        <w:t xml:space="preserve"> of keeping state scattered across many components in React, Redux keeps everything in one place called the store.</w:t>
       </w:r>
     </w:p>
     <w:p>
@@ -386,7 +397,36 @@
       </w:pPr>
       <w:r>
         <w:lastRenderedPageBreak/>
-        <w:t>Understanding the flow using the flow diagaram: here we are clicking on the button which has the onClick event which is triggering the function handleClick() which will increase the value of count.</w:t>
+        <w:t xml:space="preserve">Understanding the flow using the flow </w:t>
+      </w:r>
+      <w:proofErr w:type="spellStart"/>
+      <w:r>
+        <w:t>diagaram</w:t>
+      </w:r>
+      <w:proofErr w:type="spellEnd"/>
+      <w:r>
+        <w:t xml:space="preserve">: here we are clicking on the button which has the </w:t>
+      </w:r>
+      <w:proofErr w:type="spellStart"/>
+      <w:r>
+        <w:t>onClick</w:t>
+      </w:r>
+      <w:proofErr w:type="spellEnd"/>
+      <w:r>
+        <w:t xml:space="preserve"> event which is triggering the function </w:t>
+      </w:r>
+      <w:proofErr w:type="spellStart"/>
+      <w:proofErr w:type="gramStart"/>
+      <w:r>
+        <w:t>handleClick</w:t>
+      </w:r>
+      <w:proofErr w:type="spellEnd"/>
+      <w:r>
+        <w:t>(</w:t>
+      </w:r>
+      <w:proofErr w:type="gramEnd"/>
+      <w:r>
+        <w:t>) which will increase the value of count.</w:t>
       </w:r>
     </w:p>
     <w:p>
@@ -502,13 +542,29 @@
         <w:t>Action = Event</w:t>
       </w:r>
       <w:r>
-        <w:t>(type-manadatory)</w:t>
-      </w:r>
-      <w:r>
-        <w:t xml:space="preserve"> + Data</w:t>
-      </w:r>
-      <w:r>
-        <w:t>(additional info- optional)</w:t>
+        <w:t>(type-</w:t>
+      </w:r>
+      <w:proofErr w:type="spellStart"/>
+      <w:r>
+        <w:t>manadatory</w:t>
+      </w:r>
+      <w:proofErr w:type="spellEnd"/>
+      <w:r>
+        <w:t>)</w:t>
+      </w:r>
+      <w:r>
+        <w:t xml:space="preserve"> + </w:t>
+      </w:r>
+      <w:proofErr w:type="gramStart"/>
+      <w:r>
+        <w:t>Data</w:t>
+      </w:r>
+      <w:r>
+        <w:t>(</w:t>
+      </w:r>
+      <w:proofErr w:type="gramEnd"/>
+      <w:r>
+        <w:t>additional info- optional)</w:t>
       </w:r>
       <w:r>
         <w:t xml:space="preserve"> needed to handle that event</w:t>
@@ -743,7 +799,23 @@
       </w:pPr>
       <w:r>
         <w:lastRenderedPageBreak/>
-        <w:t>It basically holds the state, then receives the actions, and passes it to appropriate reducers (it passes currentState and action), it then update the store with the new value returned from the Reducers, and then it notifies react to re-render.</w:t>
+        <w:t xml:space="preserve">It basically holds the state, then receives the actions, and passes it to appropriate reducers (it passes </w:t>
+      </w:r>
+      <w:proofErr w:type="spellStart"/>
+      <w:r>
+        <w:t>currentState</w:t>
+      </w:r>
+      <w:proofErr w:type="spellEnd"/>
+      <w:r>
+        <w:t xml:space="preserve"> and action), it then </w:t>
+      </w:r>
+      <w:proofErr w:type="gramStart"/>
+      <w:r>
+        <w:t>update</w:t>
+      </w:r>
+      <w:proofErr w:type="gramEnd"/>
+      <w:r>
+        <w:t xml:space="preserve"> the store with the new value returned from the Reducers, and then it notifies react to re-render.</w:t>
       </w:r>
     </w:p>
     <w:p>
@@ -876,13 +948,27 @@
         <w:rPr>
           <w:highlight w:val="yellow"/>
         </w:rPr>
-        <w:t xml:space="preserve"> → "Feature-specific Redux logic" </w:t>
-      </w:r>
+        <w:t xml:space="preserve"> → "Feature-specific Redux logic</w:t>
+      </w:r>
+      <w:proofErr w:type="gramStart"/>
       <w:r>
         <w:rPr>
           <w:highlight w:val="yellow"/>
         </w:rPr>
-        <w:t xml:space="preserve"> (Action + Reducer in RTK)</w:t>
+        <w:t xml:space="preserve">" </w:t>
+      </w:r>
+      <w:r>
+        <w:rPr>
+          <w:highlight w:val="yellow"/>
+        </w:rPr>
+        <w:t xml:space="preserve"> (</w:t>
+      </w:r>
+      <w:proofErr w:type="gramEnd"/>
+      <w:r>
+        <w:rPr>
+          <w:highlight w:val="yellow"/>
+        </w:rPr>
+        <w:t>Action + Reducer in RTK)</w:t>
       </w:r>
     </w:p>
     <w:p>
@@ -970,7 +1056,52 @@
         <w:jc w:val="both"/>
       </w:pPr>
       <w:r>
-        <w:t>Redux data flow operates in a continuous, one-way cycle starting right from the user interface. It begins when a user clicks the "Increment Btn" on the UI, which originates an onClick event. This event triggers an event handler function called handleClick(). Inside this handler, the dispatch() function is called, sending a specific Action (in this case, the increment() action creator) toward the centralized Store. The Reducer function inside the store receives this action, processes the logic (count + 1), and uses it to perform the state transition. Once the reducer updates the state inside the Store (changing the count from 0 to 1), a UI Update is automatically triggered, pushing the newly updated state back to the frontend screen to change the displayed count value from 0 to 1.</w:t>
+        <w:t xml:space="preserve">Redux data flow operates in a continuous, one-way cycle starting right from the user interface. It begins when a user clicks the "Increment </w:t>
+      </w:r>
+      <w:proofErr w:type="spellStart"/>
+      <w:r>
+        <w:t>Btn</w:t>
+      </w:r>
+      <w:proofErr w:type="spellEnd"/>
+      <w:r>
+        <w:t xml:space="preserve">" on the UI, which originates an </w:t>
+      </w:r>
+      <w:proofErr w:type="spellStart"/>
+      <w:r>
+        <w:t>onClick</w:t>
+      </w:r>
+      <w:proofErr w:type="spellEnd"/>
+      <w:r>
+        <w:t xml:space="preserve"> event. This event triggers an event handler function called </w:t>
+      </w:r>
+      <w:proofErr w:type="spellStart"/>
+      <w:proofErr w:type="gramStart"/>
+      <w:r>
+        <w:t>handleClick</w:t>
+      </w:r>
+      <w:proofErr w:type="spellEnd"/>
+      <w:r>
+        <w:t>(</w:t>
+      </w:r>
+      <w:proofErr w:type="gramEnd"/>
+      <w:r>
+        <w:t xml:space="preserve">). Inside this handler, the </w:t>
+      </w:r>
+      <w:proofErr w:type="gramStart"/>
+      <w:r>
+        <w:t>dispatch(</w:t>
+      </w:r>
+      <w:proofErr w:type="gramEnd"/>
+      <w:r>
+        <w:t xml:space="preserve">) function is called, sending a specific Action (in this case, the </w:t>
+      </w:r>
+      <w:proofErr w:type="gramStart"/>
+      <w:r>
+        <w:t>increment(</w:t>
+      </w:r>
+      <w:proofErr w:type="gramEnd"/>
+      <w:r>
+        <w:t>) action creator) toward the centralized Store. The Reducer function inside the store receives this action, processes the logic (count + 1), and uses it to perform the state transition. Once the reducer updates the state inside the Store (changing the count from 0 to 1), a UI Update is automatically triggered, pushing the newly updated state back to the frontend screen to change the displayed count value from 0 to 1.</w:t>
       </w:r>
     </w:p>
     <w:p>
@@ -1185,8 +1316,13 @@
       </w:r>
     </w:p>
     <w:p>
-      <w:r>
-        <w:t>Main.jsx:</w:t>
+      <w:proofErr w:type="spellStart"/>
+      <w:r>
+        <w:t>Main.jsx</w:t>
+      </w:r>
+      <w:proofErr w:type="spellEnd"/>
+      <w:r>
+        <w:t>:</w:t>
       </w:r>
     </w:p>
     <w:p>
@@ -1237,15 +1373,36 @@
       </w:pPr>
       <w:r>
         <w:lastRenderedPageBreak/>
-        <w:t>Now, we will create the slice: for this we created one folder in the src as features and inside it we created another folder named counter, and inside it we created the counterSlice.jsx.</w:t>
-      </w:r>
-    </w:p>
-    <w:p>
-      <w:pPr>
-        <w:jc w:val="both"/>
-      </w:pPr>
-      <w:r>
-        <w:t>CounterSlice.jsx:</w:t>
+        <w:t xml:space="preserve">Now, we will create the slice: for this we created one folder in the </w:t>
+      </w:r>
+      <w:proofErr w:type="spellStart"/>
+      <w:r>
+        <w:t>src</w:t>
+      </w:r>
+      <w:proofErr w:type="spellEnd"/>
+      <w:r>
+        <w:t xml:space="preserve"> as features and inside it we created another folder named counter, and inside it we created the </w:t>
+      </w:r>
+      <w:proofErr w:type="spellStart"/>
+      <w:r>
+        <w:t>counterSlice.jsx</w:t>
+      </w:r>
+      <w:proofErr w:type="spellEnd"/>
+      <w:r>
+        <w:t>.</w:t>
+      </w:r>
+    </w:p>
+    <w:p>
+      <w:pPr>
+        <w:jc w:val="both"/>
+      </w:pPr>
+      <w:proofErr w:type="spellStart"/>
+      <w:r>
+        <w:t>CounterSlice.jsx</w:t>
+      </w:r>
+      <w:proofErr w:type="spellEnd"/>
+      <w:r>
+        <w:t>:</w:t>
       </w:r>
     </w:p>
     <w:p>
@@ -1799,8 +1956,13 @@
       <w:pPr>
         <w:jc w:val="both"/>
       </w:pPr>
-      <w:r>
-        <w:t>App.jsx:</w:t>
+      <w:proofErr w:type="spellStart"/>
+      <w:r>
+        <w:t>App.jsx</w:t>
+      </w:r>
+      <w:proofErr w:type="spellEnd"/>
+      <w:r>
+        <w:t>:</w:t>
       </w:r>
     </w:p>
     <w:p>
@@ -1857,9 +2019,14 @@
       <w:pPr>
         <w:jc w:val="both"/>
       </w:pPr>
+      <w:proofErr w:type="spellStart"/>
       <w:r>
         <w:lastRenderedPageBreak/>
-        <w:t>Card.jsx:</w:t>
+        <w:t>Card.jsx</w:t>
+      </w:r>
+      <w:proofErr w:type="spellEnd"/>
+      <w:r>
+        <w:t>:</w:t>
       </w:r>
     </w:p>
     <w:p>
@@ -2040,8 +2207,13 @@
       <w:pPr>
         <w:jc w:val="both"/>
       </w:pPr>
-      <w:r>
-        <w:t>App.jsx:</w:t>
+      <w:proofErr w:type="spellStart"/>
+      <w:r>
+        <w:t>App.jsx</w:t>
+      </w:r>
+      <w:proofErr w:type="spellEnd"/>
+      <w:r>
+        <w:t>:</w:t>
       </w:r>
     </w:p>
     <w:p>
@@ -2093,8 +2265,29 @@
       <w:pPr>
         <w:jc w:val="both"/>
       </w:pPr>
-      <w:r>
-        <w:t>App.jsx is the parent component that stores and manages the name state using useState. It passes the setName function to the Card component, allowing the child to update the parent's state whenever the user types in the input field. Whenever name changes, App re-renders and displays the latest value inside the &lt;p&gt; tag. In simple terms, App owns the data (name) and lets Card update it, which is an example of lifting state up in React.</w:t>
+      <w:proofErr w:type="spellStart"/>
+      <w:r>
+        <w:t>App.jsx</w:t>
+      </w:r>
+      <w:proofErr w:type="spellEnd"/>
+      <w:r>
+        <w:t xml:space="preserve"> is the parent component that stores and manages the name state using </w:t>
+      </w:r>
+      <w:proofErr w:type="spellStart"/>
+      <w:r>
+        <w:t>useState</w:t>
+      </w:r>
+      <w:proofErr w:type="spellEnd"/>
+      <w:r>
+        <w:t xml:space="preserve">. It passes the </w:t>
+      </w:r>
+      <w:proofErr w:type="spellStart"/>
+      <w:r>
+        <w:t>setName</w:t>
+      </w:r>
+      <w:proofErr w:type="spellEnd"/>
+      <w:r>
+        <w:t xml:space="preserve"> function to the Card component, allowing the child to update the parent's state whenever the user types in the input field. Whenever name changes, App re-renders and displays the latest value inside the &lt;p&gt; tag. In simple terms, App owns the data (name) and lets Card update it, which is an example of lifting state up in React.</w:t>
       </w:r>
     </w:p>
     <w:p>
@@ -2106,9 +2299,14 @@
       <w:pPr>
         <w:jc w:val="both"/>
       </w:pPr>
+      <w:proofErr w:type="spellStart"/>
       <w:r>
         <w:lastRenderedPageBreak/>
-        <w:t>Card.jsx:</w:t>
+        <w:t>Card.jsx</w:t>
+      </w:r>
+      <w:proofErr w:type="spellEnd"/>
+      <w:r>
+        <w:t>:</w:t>
       </w:r>
     </w:p>
     <w:p>
@@ -2160,8 +2358,36 @@
       <w:pPr>
         <w:jc w:val="both"/>
       </w:pPr>
-      <w:r>
-        <w:t>Card.jsx is a child component that displays a text input box. It doesn't store any data itself. Instead, whenever the user types something, it captures the input value and calls props.setName(e.target.value), which updates the name state stored in the parent component (App). In simple terms, Card collects the user's input and sends it to the parent to be saved and managed.</w:t>
+      <w:proofErr w:type="spellStart"/>
+      <w:r>
+        <w:t>Card.jsx</w:t>
+      </w:r>
+      <w:proofErr w:type="spellEnd"/>
+      <w:r>
+        <w:t xml:space="preserve"> is a child component that displays a text input box. It doesn't store any data itself. Instead, whenever the user types something, it captures the input value and calls </w:t>
+      </w:r>
+      <w:proofErr w:type="spellStart"/>
+      <w:proofErr w:type="gramStart"/>
+      <w:r>
+        <w:t>props.setName</w:t>
+      </w:r>
+      <w:proofErr w:type="spellEnd"/>
+      <w:proofErr w:type="gramEnd"/>
+      <w:r>
+        <w:t>(</w:t>
+      </w:r>
+      <w:proofErr w:type="spellStart"/>
+      <w:proofErr w:type="gramStart"/>
+      <w:r>
+        <w:t>e.target</w:t>
+      </w:r>
+      <w:proofErr w:type="gramEnd"/>
+      <w:r>
+        <w:t>.value</w:t>
+      </w:r>
+      <w:proofErr w:type="spellEnd"/>
+      <w:r>
+        <w:t>), which updates the name state stored in the parent component (App). In simple terms, Card collects the user's input and sends it to the parent to be saved and managed.</w:t>
       </w:r>
     </w:p>
     <w:p>
@@ -2309,8 +2535,13 @@
       <w:pPr>
         <w:jc w:val="both"/>
       </w:pPr>
-      <w:r>
-        <w:t>App.jsx:</w:t>
+      <w:proofErr w:type="spellStart"/>
+      <w:r>
+        <w:t>App.jsx</w:t>
+      </w:r>
+      <w:proofErr w:type="spellEnd"/>
+      <w:r>
+        <w:t>:</w:t>
       </w:r>
     </w:p>
     <w:p>
@@ -2359,8 +2590,13 @@
       </w:r>
     </w:p>
     <w:p>
-      <w:r>
-        <w:t>DispalyUser.jsx:</w:t>
+      <w:proofErr w:type="spellStart"/>
+      <w:r>
+        <w:t>DispalyUser.jsx</w:t>
+      </w:r>
+      <w:proofErr w:type="spellEnd"/>
+      <w:r>
+        <w:t>:</w:t>
       </w:r>
     </w:p>
     <w:p>
@@ -2412,8 +2648,13 @@
       <w:pPr>
         <w:jc w:val="both"/>
       </w:pPr>
-      <w:r>
-        <w:t>AddUser.jsx:</w:t>
+      <w:proofErr w:type="spellStart"/>
+      <w:r>
+        <w:t>AddUser.jsx</w:t>
+      </w:r>
+      <w:proofErr w:type="spellEnd"/>
+      <w:r>
+        <w:t>:</w:t>
       </w:r>
     </w:p>
     <w:p>
